--- a/Wale-Adedotun-CV.docx
+++ b/Wale-Adedotun-CV.docx
@@ -74,7 +74,7 @@
     </w:p>
     <w:p>
       <w:r>
-        <w:t>Interior design, furniture installation and business management professional with 17 years of experience in custom kitchens, wardrobes, doors, roofing sheets</w:t>
+        <w:t>Interior design, furniture installation and business management professional with over 20 years of experience in custom kitchens, wardrobes, doors, roofing sheets</w:t>
       </w:r>
       <w:r>
         <w:rPr>
